--- a/dokumentáció.docx
+++ b/dokumentáció.docx
@@ -1,6 +1,6 @@
 
 <file path=word/document.xml><?xml version="1.0" encoding="utf-8"?>
-<w:document xmlns:wpc="http://schemas.microsoft.com/office/word/2010/wordprocessingCanvas" xmlns:cx="http://schemas.microsoft.com/office/drawing/2014/chartex" xmlns:cx1="http://schemas.microsoft.com/office/drawing/2015/9/8/chartex" xmlns:cx2="http://schemas.microsoft.com/office/drawing/2015/10/21/chartex" xmlns:cx3="http://schemas.microsoft.com/office/drawing/2016/5/9/chartex" xmlns:cx4="http://schemas.microsoft.com/office/drawing/2016/5/10/chartex" xmlns:cx5="http://schemas.microsoft.com/office/drawing/2016/5/11/chartex" xmlns:cx6="http://schemas.microsoft.com/office/drawing/2016/5/12/chartex" xmlns:cx7="http://schemas.microsoft.com/office/drawing/2016/5/13/chartex" xmlns:cx8="http://schemas.microsoft.com/office/drawing/2016/5/14/chartex" xmlns:mc="http://schemas.openxmlformats.org/markup-compatibility/2006" xmlns:aink="http://schemas.microsoft.com/office/drawing/2016/ink" xmlns:am3d="http://schemas.microsoft.com/office/drawing/2017/model3d" xmlns:o="urn:schemas-microsoft-com:office:office" xmlns:oel="http://schemas.microsoft.com/office/2019/extlst" xmlns:r="http://schemas.openxmlformats.org/officeDocument/2006/relationships" xmlns:m="http://schemas.openxmlformats.org/officeDocument/2006/math" xmlns:v="urn:schemas-microsoft-com:vml" xmlns:wp14="http://schemas.microsoft.com/office/word/2010/wordprocessingDrawing" xmlns:wp="http://schemas.openxmlformats.org/drawingml/2006/wordprocessingDrawing" xmlns:w10="urn:schemas-microsoft-com:office:word" xmlns:w="http://schemas.openxmlformats.org/wordprocessingml/2006/main" xmlns:w14="http://schemas.microsoft.com/office/word/2010/wordml" xmlns:w15="http://schemas.microsoft.com/office/word/2012/wordml" xmlns:w16cex="http://schemas.microsoft.com/office/word/2018/wordml/cex" xmlns:w16cid="http://schemas.microsoft.com/office/word/2016/wordml/cid" xmlns:w16="http://schemas.microsoft.com/office/word/2018/wordml" xmlns:w16sdtdh="http://schemas.microsoft.com/office/word/2020/wordml/sdtdatahash" xmlns:w16se="http://schemas.microsoft.com/office/word/2015/wordml/symex" xmlns:wpg="http://schemas.microsoft.com/office/word/2010/wordprocessingGroup" xmlns:wpi="http://schemas.microsoft.com/office/word/2010/wordprocessingInk" xmlns:wne="http://schemas.microsoft.com/office/word/2006/wordml" xmlns:wps="http://schemas.microsoft.com/office/word/2010/wordprocessingShape" mc:Ignorable="w14 w15 w16se w16cid w16 w16cex w16sdtdh wp14">
+<w:document xmlns:wpc="http://schemas.microsoft.com/office/word/2010/wordprocessingCanvas" xmlns:cx="http://schemas.microsoft.com/office/drawing/2014/chartex" xmlns:cx1="http://schemas.microsoft.com/office/drawing/2015/9/8/chartex" xmlns:cx2="http://schemas.microsoft.com/office/drawing/2015/10/21/chartex" xmlns:cx3="http://schemas.microsoft.com/office/drawing/2016/5/9/chartex" xmlns:cx4="http://schemas.microsoft.com/office/drawing/2016/5/10/chartex" xmlns:cx5="http://schemas.microsoft.com/office/drawing/2016/5/11/chartex" xmlns:cx6="http://schemas.microsoft.com/office/drawing/2016/5/12/chartex" xmlns:cx7="http://schemas.microsoft.com/office/drawing/2016/5/13/chartex" xmlns:cx8="http://schemas.microsoft.com/office/drawing/2016/5/14/chartex" xmlns:mc="http://schemas.openxmlformats.org/markup-compatibility/2006" xmlns:aink="http://schemas.microsoft.com/office/drawing/2016/ink" xmlns:am3d="http://schemas.microsoft.com/office/drawing/2017/model3d" xmlns:o="urn:schemas-microsoft-com:office:office" xmlns:r="http://schemas.openxmlformats.org/officeDocument/2006/relationships" xmlns:m="http://schemas.openxmlformats.org/officeDocument/2006/math" xmlns:v="urn:schemas-microsoft-com:vml" xmlns:wp14="http://schemas.microsoft.com/office/word/2010/wordprocessingDrawing" xmlns:wp="http://schemas.openxmlformats.org/drawingml/2006/wordprocessingDrawing" xmlns:w10="urn:schemas-microsoft-com:office:word" xmlns:w="http://schemas.openxmlformats.org/wordprocessingml/2006/main" xmlns:w14="http://schemas.microsoft.com/office/word/2010/wordml" xmlns:w15="http://schemas.microsoft.com/office/word/2012/wordml" xmlns:w16cex="http://schemas.microsoft.com/office/word/2018/wordml/cex" xmlns:w16cid="http://schemas.microsoft.com/office/word/2016/wordml/cid" xmlns:w16="http://schemas.microsoft.com/office/word/2018/wordml" xmlns:w16sdtdh="http://schemas.microsoft.com/office/word/2020/wordml/sdtdatahash" xmlns:w16se="http://schemas.microsoft.com/office/word/2015/wordml/symex" xmlns:wpg="http://schemas.microsoft.com/office/word/2010/wordprocessingGroup" xmlns:wpi="http://schemas.microsoft.com/office/word/2010/wordprocessingInk" xmlns:wne="http://schemas.microsoft.com/office/word/2006/wordml" xmlns:wps="http://schemas.microsoft.com/office/word/2010/wordprocessingShape" mc:Ignorable="w14 w15 w16se w16cid w16 w16cex w16sdtdh wp14">
   <w:body>
     <w:p>
       <w:pPr>
@@ -103,7 +103,7 @@
           <w:sz w:val="28"/>
           <w:szCs w:val="28"/>
         </w:rPr>
-        <w:t>…</w:t>
+        <w:t>.02.27.</w:t>
       </w:r>
     </w:p>
     <w:p>
@@ -281,104 +281,6 @@
         </w:tabs>
         <w:rPr>
           <w:rFonts w:ascii="Courier New" w:hAnsi="Courier New" w:cs="Courier New"/>
-          <w:sz w:val="28"/>
-          <w:szCs w:val="28"/>
-        </w:rPr>
-      </w:pPr>
-      <w:r>
-        <w:rPr>
-          <w:rFonts w:ascii="Courier New" w:hAnsi="Courier New" w:cs="Courier New"/>
-          <w:b/>
-          <w:bCs/>
-          <w:sz w:val="28"/>
-          <w:szCs w:val="28"/>
-        </w:rPr>
-        <w:t>Tartalom jegyzék:</w:t>
-      </w:r>
-      <w:r>
-        <w:rPr>
-          <w:rFonts w:ascii="Courier New" w:hAnsi="Courier New" w:cs="Courier New"/>
-          <w:sz w:val="28"/>
-          <w:szCs w:val="28"/>
-        </w:rPr>
-        <w:tab/>
-      </w:r>
-      <w:hyperlink w:anchor="Fejlesztői_dokumentáció" w:history="1">
-        <w:r>
-          <w:rPr>
-            <w:rStyle w:val="Hiperhivatkozs"/>
-            <w:rFonts w:ascii="Courier New" w:hAnsi="Courier New" w:cs="Courier New"/>
-            <w:sz w:val="28"/>
-            <w:szCs w:val="28"/>
-          </w:rPr>
-          <w:t>Fejlesztői dokumentáció</w:t>
-        </w:r>
-      </w:hyperlink>
-    </w:p>
-    <w:p>
-      <w:pPr>
-        <w:tabs>
-          <w:tab w:val="left" w:pos="3686"/>
-        </w:tabs>
-        <w:rPr>
-          <w:rFonts w:ascii="Courier New" w:hAnsi="Courier New" w:cs="Courier New"/>
-          <w:sz w:val="28"/>
-          <w:szCs w:val="28"/>
-        </w:rPr>
-      </w:pPr>
-      <w:r>
-        <w:rPr>
-          <w:rFonts w:ascii="Courier New" w:hAnsi="Courier New" w:cs="Courier New"/>
-          <w:sz w:val="28"/>
-          <w:szCs w:val="28"/>
-        </w:rPr>
-        <w:tab/>
-      </w:r>
-      <w:r>
-        <w:rPr>
-          <w:rFonts w:ascii="Courier New" w:hAnsi="Courier New" w:cs="Courier New"/>
-          <w:sz w:val="28"/>
-          <w:szCs w:val="28"/>
-        </w:rPr>
-        <w:t>Felhasználási dokumentáció</w:t>
-      </w:r>
-    </w:p>
-    <w:p>
-      <w:pPr>
-        <w:tabs>
-          <w:tab w:val="left" w:pos="3686"/>
-        </w:tabs>
-        <w:spacing w:after="360"/>
-        <w:rPr>
-          <w:rFonts w:ascii="Courier New" w:hAnsi="Courier New" w:cs="Courier New"/>
-          <w:sz w:val="28"/>
-          <w:szCs w:val="28"/>
-        </w:rPr>
-      </w:pPr>
-      <w:r>
-        <w:rPr>
-          <w:rFonts w:ascii="Courier New" w:hAnsi="Courier New" w:cs="Courier New"/>
-          <w:sz w:val="28"/>
-          <w:szCs w:val="28"/>
-        </w:rPr>
-        <w:tab/>
-      </w:r>
-      <w:r>
-        <w:rPr>
-          <w:rFonts w:ascii="Courier New" w:hAnsi="Courier New" w:cs="Courier New"/>
-          <w:sz w:val="28"/>
-          <w:szCs w:val="28"/>
-        </w:rPr>
-        <w:t>Programismertető</w:t>
-      </w:r>
-    </w:p>
-    <w:p>
-      <w:pPr>
-        <w:tabs>
-          <w:tab w:val="left" w:pos="3686"/>
-        </w:tabs>
-        <w:rPr>
-          <w:rFonts w:ascii="Courier New" w:hAnsi="Courier New" w:cs="Courier New"/>
           <w:b/>
           <w:bCs/>
           <w:sz w:val="28"/>
@@ -639,36 +541,20 @@
       <w:r>
         <w:rPr>
           <w:rFonts w:ascii="Courier New" w:hAnsi="Courier New" w:cs="Courier New"/>
-          <w:sz w:val="28"/>
-          <w:szCs w:val="28"/>
-        </w:rPr>
-        <w:t>a weboldal ellenőrzésében</w:t>
-      </w:r>
-    </w:p>
-    <w:p>
-      <w:pPr>
-        <w:tabs>
-          <w:tab w:val="left" w:pos="3686"/>
-        </w:tabs>
-        <w:spacing w:after="360"/>
-        <w:jc w:val="center"/>
-        <w:rPr>
-          <w:rFonts w:ascii="Courier New" w:hAnsi="Courier New" w:cs="Courier New"/>
           <w:b/>
           <w:bCs/>
           <w:sz w:val="28"/>
           <w:szCs w:val="28"/>
         </w:rPr>
-      </w:pPr>
-      <w:r>
-        <w:rPr>
-          <w:rFonts w:ascii="Courier New" w:hAnsi="Courier New" w:cs="Courier New"/>
-          <w:b/>
-          <w:bCs/>
-          <w:sz w:val="28"/>
-          <w:szCs w:val="28"/>
-        </w:rPr>
-        <w:t>Felhasználói dokumentáció</w:t>
+        <w:t xml:space="preserve">és XAMPP </w:t>
+      </w:r>
+      <w:r>
+        <w:rPr>
+          <w:rFonts w:ascii="Courier New" w:hAnsi="Courier New" w:cs="Courier New"/>
+          <w:sz w:val="28"/>
+          <w:szCs w:val="28"/>
+        </w:rPr>
+        <w:t>a weboldal ellenőrzésében</w:t>
       </w:r>
     </w:p>
     <w:p>
@@ -778,8 +664,211 @@
         <w:t>amja</w:t>
       </w:r>
     </w:p>
+    <w:p>
+      <w:pPr>
+        <w:tabs>
+          <w:tab w:val="left" w:pos="3686"/>
+        </w:tabs>
+        <w:spacing w:after="360"/>
+        <w:rPr>
+          <w:rFonts w:ascii="Courier New" w:hAnsi="Courier New" w:cs="Courier New"/>
+          <w:b/>
+          <w:bCs/>
+          <w:sz w:val="28"/>
+          <w:szCs w:val="28"/>
+        </w:rPr>
+      </w:pPr>
+      <w:r>
+        <w:rPr>
+          <w:rFonts w:ascii="Courier New" w:hAnsi="Courier New" w:cs="Courier New"/>
+          <w:sz w:val="28"/>
+          <w:szCs w:val="28"/>
+        </w:rPr>
+        <w:drawing>
+          <wp:anchor distT="0" distB="0" distL="114300" distR="114300" simplePos="0" relativeHeight="251660288" behindDoc="1" locked="0" layoutInCell="1" allowOverlap="1" wp14:anchorId="14F161DC" wp14:editId="0F59F96E">
+            <wp:simplePos x="0" y="0"/>
+            <wp:positionH relativeFrom="column">
+              <wp:posOffset>2929255</wp:posOffset>
+            </wp:positionH>
+            <wp:positionV relativeFrom="paragraph">
+              <wp:posOffset>121285</wp:posOffset>
+            </wp:positionV>
+            <wp:extent cx="3670703" cy="3390900"/>
+            <wp:effectExtent l="0" t="0" r="6350" b="0"/>
+            <wp:wrapTight wrapText="bothSides">
+              <wp:wrapPolygon edited="0">
+                <wp:start x="0" y="0"/>
+                <wp:lineTo x="0" y="21479"/>
+                <wp:lineTo x="21525" y="21479"/>
+                <wp:lineTo x="21525" y="0"/>
+                <wp:lineTo x="0" y="0"/>
+              </wp:wrapPolygon>
+            </wp:wrapTight>
+            <wp:docPr id="4" name="Kép 4"/>
+            <wp:cNvGraphicFramePr>
+              <a:graphicFrameLocks xmlns:a="http://schemas.openxmlformats.org/drawingml/2006/main" noChangeAspect="1"/>
+            </wp:cNvGraphicFramePr>
+            <a:graphic xmlns:a="http://schemas.openxmlformats.org/drawingml/2006/main">
+              <a:graphicData uri="http://schemas.openxmlformats.org/drawingml/2006/picture">
+                <pic:pic xmlns:pic="http://schemas.openxmlformats.org/drawingml/2006/picture">
+                  <pic:nvPicPr>
+                    <pic:cNvPr id="1" name=""/>
+                    <pic:cNvPicPr/>
+                  </pic:nvPicPr>
+                  <pic:blipFill>
+                    <a:blip r:embed="rId9">
+                      <a:extLst>
+                        <a:ext uri="{28A0092B-C50C-407E-A947-70E740481C1C}">
+                          <a14:useLocalDpi xmlns:a14="http://schemas.microsoft.com/office/drawing/2010/main" val="0"/>
+                        </a:ext>
+                      </a:extLst>
+                    </a:blip>
+                    <a:stretch>
+                      <a:fillRect/>
+                    </a:stretch>
+                  </pic:blipFill>
+                  <pic:spPr>
+                    <a:xfrm>
+                      <a:off x="0" y="0"/>
+                      <a:ext cx="3671460" cy="3391599"/>
+                    </a:xfrm>
+                    <a:prstGeom prst="rect">
+                      <a:avLst/>
+                    </a:prstGeom>
+                  </pic:spPr>
+                </pic:pic>
+              </a:graphicData>
+            </a:graphic>
+            <wp14:sizeRelH relativeFrom="margin">
+              <wp14:pctWidth>0</wp14:pctWidth>
+            </wp14:sizeRelH>
+            <wp14:sizeRelV relativeFrom="margin">
+              <wp14:pctHeight>0</wp14:pctHeight>
+            </wp14:sizeRelV>
+          </wp:anchor>
+        </w:drawing>
+      </w:r>
+      <w:r>
+        <w:rPr>
+          <w:rFonts w:ascii="Courier New" w:hAnsi="Courier New" w:cs="Courier New"/>
+          <w:sz w:val="28"/>
+          <w:szCs w:val="28"/>
+        </w:rPr>
+        <w:drawing>
+          <wp:anchor distT="0" distB="0" distL="114300" distR="114300" simplePos="0" relativeHeight="251659264" behindDoc="1" locked="0" layoutInCell="1" allowOverlap="1" wp14:anchorId="2D16FD2B" wp14:editId="5701E177">
+            <wp:simplePos x="0" y="0"/>
+            <wp:positionH relativeFrom="margin">
+              <wp:align>left</wp:align>
+            </wp:positionH>
+            <wp:positionV relativeFrom="page">
+              <wp:posOffset>6638925</wp:posOffset>
+            </wp:positionV>
+            <wp:extent cx="2833370" cy="3638550"/>
+            <wp:effectExtent l="0" t="0" r="5080" b="0"/>
+            <wp:wrapTight wrapText="bothSides">
+              <wp:wrapPolygon edited="0">
+                <wp:start x="0" y="0"/>
+                <wp:lineTo x="0" y="21487"/>
+                <wp:lineTo x="21494" y="21487"/>
+                <wp:lineTo x="21494" y="0"/>
+                <wp:lineTo x="0" y="0"/>
+              </wp:wrapPolygon>
+            </wp:wrapTight>
+            <wp:docPr id="3" name="Kép 3"/>
+            <wp:cNvGraphicFramePr>
+              <a:graphicFrameLocks xmlns:a="http://schemas.openxmlformats.org/drawingml/2006/main" noChangeAspect="1"/>
+            </wp:cNvGraphicFramePr>
+            <a:graphic xmlns:a="http://schemas.openxmlformats.org/drawingml/2006/main">
+              <a:graphicData uri="http://schemas.openxmlformats.org/drawingml/2006/picture">
+                <pic:pic xmlns:pic="http://schemas.openxmlformats.org/drawingml/2006/picture">
+                  <pic:nvPicPr>
+                    <pic:cNvPr id="1" name=""/>
+                    <pic:cNvPicPr/>
+                  </pic:nvPicPr>
+                  <pic:blipFill>
+                    <a:blip r:embed="rId10">
+                      <a:extLst>
+                        <a:ext uri="{28A0092B-C50C-407E-A947-70E740481C1C}">
+                          <a14:useLocalDpi xmlns:a14="http://schemas.microsoft.com/office/drawing/2010/main" val="0"/>
+                        </a:ext>
+                      </a:extLst>
+                    </a:blip>
+                    <a:stretch>
+                      <a:fillRect/>
+                    </a:stretch>
+                  </pic:blipFill>
+                  <pic:spPr>
+                    <a:xfrm>
+                      <a:off x="0" y="0"/>
+                      <a:ext cx="2833370" cy="3638550"/>
+                    </a:xfrm>
+                    <a:prstGeom prst="rect">
+                      <a:avLst/>
+                    </a:prstGeom>
+                  </pic:spPr>
+                </pic:pic>
+              </a:graphicData>
+            </a:graphic>
+            <wp14:sizeRelH relativeFrom="margin">
+              <wp14:pctWidth>0</wp14:pctWidth>
+            </wp14:sizeRelH>
+            <wp14:sizeRelV relativeFrom="margin">
+              <wp14:pctHeight>0</wp14:pctHeight>
+            </wp14:sizeRelV>
+          </wp:anchor>
+        </w:drawing>
+      </w:r>
+      <w:r>
+        <w:rPr>
+          <w:rFonts w:ascii="Courier New" w:hAnsi="Courier New" w:cs="Courier New"/>
+          <w:b/>
+          <w:bCs/>
+          <w:sz w:val="28"/>
+          <w:szCs w:val="28"/>
+        </w:rPr>
+        <w:t xml:space="preserve">Projekt </w:t>
+      </w:r>
+      <w:r>
+        <w:rPr>
+          <w:rFonts w:ascii="Courier New" w:hAnsi="Courier New" w:cs="Courier New"/>
+          <w:b/>
+          <w:bCs/>
+          <w:sz w:val="28"/>
+          <w:szCs w:val="28"/>
+        </w:rPr>
+        <w:t xml:space="preserve">főbb </w:t>
+      </w:r>
+      <w:r>
+        <w:rPr>
+          <w:rFonts w:ascii="Courier New" w:hAnsi="Courier New" w:cs="Courier New"/>
+          <w:b/>
+          <w:bCs/>
+          <w:sz w:val="28"/>
+          <w:szCs w:val="28"/>
+        </w:rPr>
+        <w:t>kódja</w:t>
+      </w:r>
+      <w:r>
+        <w:rPr>
+          <w:rFonts w:ascii="Courier New" w:hAnsi="Courier New" w:cs="Courier New"/>
+          <w:b/>
+          <w:bCs/>
+          <w:sz w:val="28"/>
+          <w:szCs w:val="28"/>
+        </w:rPr>
+        <w:t>:</w:t>
+      </w:r>
+      <w:r>
+        <w:rPr>
+          <w:rFonts w:ascii="Courier New" w:hAnsi="Courier New" w:cs="Courier New"/>
+          <w:sz w:val="28"/>
+          <w:szCs w:val="28"/>
+        </w:rPr>
+        <w:t xml:space="preserve"> </w:t>
+      </w:r>
+    </w:p>
     <w:sectPr>
-      <w:headerReference w:type="default" r:id="rId9"/>
+      <w:headerReference w:type="default" r:id="rId11"/>
       <w:pgSz w:w="11906" w:h="16838"/>
       <w:pgMar w:top="1417" w:right="1417" w:bottom="1417" w:left="1417" w:header="708" w:footer="708" w:gutter="0"/>
       <w:cols w:space="708"/>
@@ -790,7 +879,7 @@
 </file>
 
 <file path=word/endnotes.xml><?xml version="1.0" encoding="utf-8"?>
-<w:endnotes xmlns:wpc="http://schemas.microsoft.com/office/word/2010/wordprocessingCanvas" xmlns:cx="http://schemas.microsoft.com/office/drawing/2014/chartex" xmlns:cx1="http://schemas.microsoft.com/office/drawing/2015/9/8/chartex" xmlns:cx2="http://schemas.microsoft.com/office/drawing/2015/10/21/chartex" xmlns:cx3="http://schemas.microsoft.com/office/drawing/2016/5/9/chartex" xmlns:cx4="http://schemas.microsoft.com/office/drawing/2016/5/10/chartex" xmlns:cx5="http://schemas.microsoft.com/office/drawing/2016/5/11/chartex" xmlns:cx6="http://schemas.microsoft.com/office/drawing/2016/5/12/chartex" xmlns:cx7="http://schemas.microsoft.com/office/drawing/2016/5/13/chartex" xmlns:cx8="http://schemas.microsoft.com/office/drawing/2016/5/14/chartex" xmlns:mc="http://schemas.openxmlformats.org/markup-compatibility/2006" xmlns:aink="http://schemas.microsoft.com/office/drawing/2016/ink" xmlns:am3d="http://schemas.microsoft.com/office/drawing/2017/model3d" xmlns:o="urn:schemas-microsoft-com:office:office" xmlns:oel="http://schemas.microsoft.com/office/2019/extlst" xmlns:r="http://schemas.openxmlformats.org/officeDocument/2006/relationships" xmlns:m="http://schemas.openxmlformats.org/officeDocument/2006/math" xmlns:v="urn:schemas-microsoft-com:vml" xmlns:wp14="http://schemas.microsoft.com/office/word/2010/wordprocessingDrawing" xmlns:wp="http://schemas.openxmlformats.org/drawingml/2006/wordprocessingDrawing" xmlns:w10="urn:schemas-microsoft-com:office:word" xmlns:w="http://schemas.openxmlformats.org/wordprocessingml/2006/main" xmlns:w14="http://schemas.microsoft.com/office/word/2010/wordml" xmlns:w15="http://schemas.microsoft.com/office/word/2012/wordml" xmlns:w16cex="http://schemas.microsoft.com/office/word/2018/wordml/cex" xmlns:w16cid="http://schemas.microsoft.com/office/word/2016/wordml/cid" xmlns:w16="http://schemas.microsoft.com/office/word/2018/wordml" xmlns:w16sdtdh="http://schemas.microsoft.com/office/word/2020/wordml/sdtdatahash" xmlns:w16se="http://schemas.microsoft.com/office/word/2015/wordml/symex" xmlns:wpg="http://schemas.microsoft.com/office/word/2010/wordprocessingGroup" xmlns:wpi="http://schemas.microsoft.com/office/word/2010/wordprocessingInk" xmlns:wne="http://schemas.microsoft.com/office/word/2006/wordml" xmlns:wps="http://schemas.microsoft.com/office/word/2010/wordprocessingShape" mc:Ignorable="w14 w15 w16se w16cid w16 w16cex w16sdtdh wp14">
+<w:endnotes xmlns:wpc="http://schemas.microsoft.com/office/word/2010/wordprocessingCanvas" xmlns:cx="http://schemas.microsoft.com/office/drawing/2014/chartex" xmlns:cx1="http://schemas.microsoft.com/office/drawing/2015/9/8/chartex" xmlns:cx2="http://schemas.microsoft.com/office/drawing/2015/10/21/chartex" xmlns:cx3="http://schemas.microsoft.com/office/drawing/2016/5/9/chartex" xmlns:cx4="http://schemas.microsoft.com/office/drawing/2016/5/10/chartex" xmlns:cx5="http://schemas.microsoft.com/office/drawing/2016/5/11/chartex" xmlns:cx6="http://schemas.microsoft.com/office/drawing/2016/5/12/chartex" xmlns:cx7="http://schemas.microsoft.com/office/drawing/2016/5/13/chartex" xmlns:cx8="http://schemas.microsoft.com/office/drawing/2016/5/14/chartex" xmlns:mc="http://schemas.openxmlformats.org/markup-compatibility/2006" xmlns:aink="http://schemas.microsoft.com/office/drawing/2016/ink" xmlns:am3d="http://schemas.microsoft.com/office/drawing/2017/model3d" xmlns:o="urn:schemas-microsoft-com:office:office" xmlns:r="http://schemas.openxmlformats.org/officeDocument/2006/relationships" xmlns:m="http://schemas.openxmlformats.org/officeDocument/2006/math" xmlns:v="urn:schemas-microsoft-com:vml" xmlns:wp14="http://schemas.microsoft.com/office/word/2010/wordprocessingDrawing" xmlns:wp="http://schemas.openxmlformats.org/drawingml/2006/wordprocessingDrawing" xmlns:w10="urn:schemas-microsoft-com:office:word" xmlns:w="http://schemas.openxmlformats.org/wordprocessingml/2006/main" xmlns:w14="http://schemas.microsoft.com/office/word/2010/wordml" xmlns:w15="http://schemas.microsoft.com/office/word/2012/wordml" xmlns:w16cex="http://schemas.microsoft.com/office/word/2018/wordml/cex" xmlns:w16cid="http://schemas.microsoft.com/office/word/2016/wordml/cid" xmlns:w16="http://schemas.microsoft.com/office/word/2018/wordml" xmlns:w16sdtdh="http://schemas.microsoft.com/office/word/2020/wordml/sdtdatahash" xmlns:w16se="http://schemas.microsoft.com/office/word/2015/wordml/symex" xmlns:wpg="http://schemas.microsoft.com/office/word/2010/wordprocessingGroup" xmlns:wpi="http://schemas.microsoft.com/office/word/2010/wordprocessingInk" xmlns:wne="http://schemas.microsoft.com/office/word/2006/wordml" xmlns:wps="http://schemas.microsoft.com/office/word/2010/wordprocessingShape" mc:Ignorable="w14 w15 w16se w16cid w16 w16cex w16sdtdh wp14">
   <w:endnote w:type="separator" w:id="-1">
     <w:p>
       <w:pPr>
@@ -815,7 +904,7 @@
 </file>
 
 <file path=word/footnotes.xml><?xml version="1.0" encoding="utf-8"?>
-<w:footnotes xmlns:wpc="http://schemas.microsoft.com/office/word/2010/wordprocessingCanvas" xmlns:cx="http://schemas.microsoft.com/office/drawing/2014/chartex" xmlns:cx1="http://schemas.microsoft.com/office/drawing/2015/9/8/chartex" xmlns:cx2="http://schemas.microsoft.com/office/drawing/2015/10/21/chartex" xmlns:cx3="http://schemas.microsoft.com/office/drawing/2016/5/9/chartex" xmlns:cx4="http://schemas.microsoft.com/office/drawing/2016/5/10/chartex" xmlns:cx5="http://schemas.microsoft.com/office/drawing/2016/5/11/chartex" xmlns:cx6="http://schemas.microsoft.com/office/drawing/2016/5/12/chartex" xmlns:cx7="http://schemas.microsoft.com/office/drawing/2016/5/13/chartex" xmlns:cx8="http://schemas.microsoft.com/office/drawing/2016/5/14/chartex" xmlns:mc="http://schemas.openxmlformats.org/markup-compatibility/2006" xmlns:aink="http://schemas.microsoft.com/office/drawing/2016/ink" xmlns:am3d="http://schemas.microsoft.com/office/drawing/2017/model3d" xmlns:o="urn:schemas-microsoft-com:office:office" xmlns:oel="http://schemas.microsoft.com/office/2019/extlst" xmlns:r="http://schemas.openxmlformats.org/officeDocument/2006/relationships" xmlns:m="http://schemas.openxmlformats.org/officeDocument/2006/math" xmlns:v="urn:schemas-microsoft-com:vml" xmlns:wp14="http://schemas.microsoft.com/office/word/2010/wordprocessingDrawing" xmlns:wp="http://schemas.openxmlformats.org/drawingml/2006/wordprocessingDrawing" xmlns:w10="urn:schemas-microsoft-com:office:word" xmlns:w="http://schemas.openxmlformats.org/wordprocessingml/2006/main" xmlns:w14="http://schemas.microsoft.com/office/word/2010/wordml" xmlns:w15="http://schemas.microsoft.com/office/word/2012/wordml" xmlns:w16cex="http://schemas.microsoft.com/office/word/2018/wordml/cex" xmlns:w16cid="http://schemas.microsoft.com/office/word/2016/wordml/cid" xmlns:w16="http://schemas.microsoft.com/office/word/2018/wordml" xmlns:w16sdtdh="http://schemas.microsoft.com/office/word/2020/wordml/sdtdatahash" xmlns:w16se="http://schemas.microsoft.com/office/word/2015/wordml/symex" xmlns:wpg="http://schemas.microsoft.com/office/word/2010/wordprocessingGroup" xmlns:wpi="http://schemas.microsoft.com/office/word/2010/wordprocessingInk" xmlns:wne="http://schemas.microsoft.com/office/word/2006/wordml" xmlns:wps="http://schemas.microsoft.com/office/word/2010/wordprocessingShape" mc:Ignorable="w14 w15 w16se w16cid w16 w16cex w16sdtdh wp14">
+<w:footnotes xmlns:wpc="http://schemas.microsoft.com/office/word/2010/wordprocessingCanvas" xmlns:cx="http://schemas.microsoft.com/office/drawing/2014/chartex" xmlns:cx1="http://schemas.microsoft.com/office/drawing/2015/9/8/chartex" xmlns:cx2="http://schemas.microsoft.com/office/drawing/2015/10/21/chartex" xmlns:cx3="http://schemas.microsoft.com/office/drawing/2016/5/9/chartex" xmlns:cx4="http://schemas.microsoft.com/office/drawing/2016/5/10/chartex" xmlns:cx5="http://schemas.microsoft.com/office/drawing/2016/5/11/chartex" xmlns:cx6="http://schemas.microsoft.com/office/drawing/2016/5/12/chartex" xmlns:cx7="http://schemas.microsoft.com/office/drawing/2016/5/13/chartex" xmlns:cx8="http://schemas.microsoft.com/office/drawing/2016/5/14/chartex" xmlns:mc="http://schemas.openxmlformats.org/markup-compatibility/2006" xmlns:aink="http://schemas.microsoft.com/office/drawing/2016/ink" xmlns:am3d="http://schemas.microsoft.com/office/drawing/2017/model3d" xmlns:o="urn:schemas-microsoft-com:office:office" xmlns:r="http://schemas.openxmlformats.org/officeDocument/2006/relationships" xmlns:m="http://schemas.openxmlformats.org/officeDocument/2006/math" xmlns:v="urn:schemas-microsoft-com:vml" xmlns:wp14="http://schemas.microsoft.com/office/word/2010/wordprocessingDrawing" xmlns:wp="http://schemas.openxmlformats.org/drawingml/2006/wordprocessingDrawing" xmlns:w10="urn:schemas-microsoft-com:office:word" xmlns:w="http://schemas.openxmlformats.org/wordprocessingml/2006/main" xmlns:w14="http://schemas.microsoft.com/office/word/2010/wordml" xmlns:w15="http://schemas.microsoft.com/office/word/2012/wordml" xmlns:w16cex="http://schemas.microsoft.com/office/word/2018/wordml/cex" xmlns:w16cid="http://schemas.microsoft.com/office/word/2016/wordml/cid" xmlns:w16="http://schemas.microsoft.com/office/word/2018/wordml" xmlns:w16sdtdh="http://schemas.microsoft.com/office/word/2020/wordml/sdtdatahash" xmlns:w16se="http://schemas.microsoft.com/office/word/2015/wordml/symex" xmlns:wpg="http://schemas.microsoft.com/office/word/2010/wordprocessingGroup" xmlns:wpi="http://schemas.microsoft.com/office/word/2010/wordprocessingInk" xmlns:wne="http://schemas.microsoft.com/office/word/2006/wordml" xmlns:wps="http://schemas.microsoft.com/office/word/2010/wordprocessingShape" mc:Ignorable="w14 w15 w16se w16cid w16 w16cex w16sdtdh wp14">
   <w:footnote w:type="separator" w:id="-1">
     <w:p>
       <w:pPr>
@@ -840,7 +929,7 @@
 </file>
 
 <file path=word/header1.xml><?xml version="1.0" encoding="utf-8"?>
-<w:hdr xmlns:wpc="http://schemas.microsoft.com/office/word/2010/wordprocessingCanvas" xmlns:cx="http://schemas.microsoft.com/office/drawing/2014/chartex" xmlns:cx1="http://schemas.microsoft.com/office/drawing/2015/9/8/chartex" xmlns:cx2="http://schemas.microsoft.com/office/drawing/2015/10/21/chartex" xmlns:cx3="http://schemas.microsoft.com/office/drawing/2016/5/9/chartex" xmlns:cx4="http://schemas.microsoft.com/office/drawing/2016/5/10/chartex" xmlns:cx5="http://schemas.microsoft.com/office/drawing/2016/5/11/chartex" xmlns:cx6="http://schemas.microsoft.com/office/drawing/2016/5/12/chartex" xmlns:cx7="http://schemas.microsoft.com/office/drawing/2016/5/13/chartex" xmlns:cx8="http://schemas.microsoft.com/office/drawing/2016/5/14/chartex" xmlns:mc="http://schemas.openxmlformats.org/markup-compatibility/2006" xmlns:aink="http://schemas.microsoft.com/office/drawing/2016/ink" xmlns:am3d="http://schemas.microsoft.com/office/drawing/2017/model3d" xmlns:o="urn:schemas-microsoft-com:office:office" xmlns:oel="http://schemas.microsoft.com/office/2019/extlst" xmlns:r="http://schemas.openxmlformats.org/officeDocument/2006/relationships" xmlns:m="http://schemas.openxmlformats.org/officeDocument/2006/math" xmlns:v="urn:schemas-microsoft-com:vml" xmlns:wp14="http://schemas.microsoft.com/office/word/2010/wordprocessingDrawing" xmlns:wp="http://schemas.openxmlformats.org/drawingml/2006/wordprocessingDrawing" xmlns:w10="urn:schemas-microsoft-com:office:word" xmlns:w="http://schemas.openxmlformats.org/wordprocessingml/2006/main" xmlns:w14="http://schemas.microsoft.com/office/word/2010/wordml" xmlns:w15="http://schemas.microsoft.com/office/word/2012/wordml" xmlns:w16cex="http://schemas.microsoft.com/office/word/2018/wordml/cex" xmlns:w16cid="http://schemas.microsoft.com/office/word/2016/wordml/cid" xmlns:w16="http://schemas.microsoft.com/office/word/2018/wordml" xmlns:w16sdtdh="http://schemas.microsoft.com/office/word/2020/wordml/sdtdatahash" xmlns:w16se="http://schemas.microsoft.com/office/word/2015/wordml/symex" xmlns:wpg="http://schemas.microsoft.com/office/word/2010/wordprocessingGroup" xmlns:wpi="http://schemas.microsoft.com/office/word/2010/wordprocessingInk" xmlns:wne="http://schemas.microsoft.com/office/word/2006/wordml" xmlns:wps="http://schemas.microsoft.com/office/word/2010/wordprocessingShape" mc:Ignorable="w14 w15 w16se w16cid w16 w16cex w16sdtdh wp14">
+<w:hdr xmlns:wpc="http://schemas.microsoft.com/office/word/2010/wordprocessingCanvas" xmlns:cx="http://schemas.microsoft.com/office/drawing/2014/chartex" xmlns:cx1="http://schemas.microsoft.com/office/drawing/2015/9/8/chartex" xmlns:cx2="http://schemas.microsoft.com/office/drawing/2015/10/21/chartex" xmlns:cx3="http://schemas.microsoft.com/office/drawing/2016/5/9/chartex" xmlns:cx4="http://schemas.microsoft.com/office/drawing/2016/5/10/chartex" xmlns:cx5="http://schemas.microsoft.com/office/drawing/2016/5/11/chartex" xmlns:cx6="http://schemas.microsoft.com/office/drawing/2016/5/12/chartex" xmlns:cx7="http://schemas.microsoft.com/office/drawing/2016/5/13/chartex" xmlns:cx8="http://schemas.microsoft.com/office/drawing/2016/5/14/chartex" xmlns:mc="http://schemas.openxmlformats.org/markup-compatibility/2006" xmlns:aink="http://schemas.microsoft.com/office/drawing/2016/ink" xmlns:am3d="http://schemas.microsoft.com/office/drawing/2017/model3d" xmlns:o="urn:schemas-microsoft-com:office:office" xmlns:r="http://schemas.openxmlformats.org/officeDocument/2006/relationships" xmlns:m="http://schemas.openxmlformats.org/officeDocument/2006/math" xmlns:v="urn:schemas-microsoft-com:vml" xmlns:wp14="http://schemas.microsoft.com/office/word/2010/wordprocessingDrawing" xmlns:wp="http://schemas.openxmlformats.org/drawingml/2006/wordprocessingDrawing" xmlns:w10="urn:schemas-microsoft-com:office:word" xmlns:w="http://schemas.openxmlformats.org/wordprocessingml/2006/main" xmlns:w14="http://schemas.microsoft.com/office/word/2010/wordml" xmlns:w15="http://schemas.microsoft.com/office/word/2012/wordml" xmlns:w16cex="http://schemas.microsoft.com/office/word/2018/wordml/cex" xmlns:w16cid="http://schemas.microsoft.com/office/word/2016/wordml/cid" xmlns:w16="http://schemas.microsoft.com/office/word/2018/wordml" xmlns:w16sdtdh="http://schemas.microsoft.com/office/word/2020/wordml/sdtdatahash" xmlns:w16se="http://schemas.microsoft.com/office/word/2015/wordml/symex" xmlns:wpg="http://schemas.microsoft.com/office/word/2010/wordprocessingGroup" xmlns:wpi="http://schemas.microsoft.com/office/word/2010/wordprocessingInk" xmlns:wne="http://schemas.microsoft.com/office/word/2006/wordml" xmlns:wps="http://schemas.microsoft.com/office/word/2010/wordprocessingShape" mc:Ignorable="w14 w15 w16se w16cid w16 w16cex w16sdtdh wp14">
   <w:p>
     <w:pPr>
       <w:rPr>
@@ -862,7 +951,7 @@
 </file>
 
 <file path=word/numbering.xml><?xml version="1.0" encoding="utf-8"?>
-<w:numbering xmlns:wpc="http://schemas.microsoft.com/office/word/2010/wordprocessingCanvas" xmlns:cx="http://schemas.microsoft.com/office/drawing/2014/chartex" xmlns:cx1="http://schemas.microsoft.com/office/drawing/2015/9/8/chartex" xmlns:cx2="http://schemas.microsoft.com/office/drawing/2015/10/21/chartex" xmlns:cx3="http://schemas.microsoft.com/office/drawing/2016/5/9/chartex" xmlns:cx4="http://schemas.microsoft.com/office/drawing/2016/5/10/chartex" xmlns:cx5="http://schemas.microsoft.com/office/drawing/2016/5/11/chartex" xmlns:cx6="http://schemas.microsoft.com/office/drawing/2016/5/12/chartex" xmlns:cx7="http://schemas.microsoft.com/office/drawing/2016/5/13/chartex" xmlns:cx8="http://schemas.microsoft.com/office/drawing/2016/5/14/chartex" xmlns:mc="http://schemas.openxmlformats.org/markup-compatibility/2006" xmlns:aink="http://schemas.microsoft.com/office/drawing/2016/ink" xmlns:am3d="http://schemas.microsoft.com/office/drawing/2017/model3d" xmlns:o="urn:schemas-microsoft-com:office:office" xmlns:oel="http://schemas.microsoft.com/office/2019/extlst" xmlns:r="http://schemas.openxmlformats.org/officeDocument/2006/relationships" xmlns:m="http://schemas.openxmlformats.org/officeDocument/2006/math" xmlns:v="urn:schemas-microsoft-com:vml" xmlns:wp14="http://schemas.microsoft.com/office/word/2010/wordprocessingDrawing" xmlns:wp="http://schemas.openxmlformats.org/drawingml/2006/wordprocessingDrawing" xmlns:w10="urn:schemas-microsoft-com:office:word" xmlns:w="http://schemas.openxmlformats.org/wordprocessingml/2006/main" xmlns:w14="http://schemas.microsoft.com/office/word/2010/wordml" xmlns:w15="http://schemas.microsoft.com/office/word/2012/wordml" xmlns:w16cex="http://schemas.microsoft.com/office/word/2018/wordml/cex" xmlns:w16cid="http://schemas.microsoft.com/office/word/2016/wordml/cid" xmlns:w16="http://schemas.microsoft.com/office/word/2018/wordml" xmlns:w16sdtdh="http://schemas.microsoft.com/office/word/2020/wordml/sdtdatahash" xmlns:w16se="http://schemas.microsoft.com/office/word/2015/wordml/symex" xmlns:wpg="http://schemas.microsoft.com/office/word/2010/wordprocessingGroup" xmlns:wpi="http://schemas.microsoft.com/office/word/2010/wordprocessingInk" xmlns:wne="http://schemas.microsoft.com/office/word/2006/wordml" xmlns:wps="http://schemas.microsoft.com/office/word/2010/wordprocessingShape" mc:Ignorable="w14 w15 w16se w16cid w16 w16cex w16sdtdh wp14">
+<w:numbering xmlns:wpc="http://schemas.microsoft.com/office/word/2010/wordprocessingCanvas" xmlns:cx="http://schemas.microsoft.com/office/drawing/2014/chartex" xmlns:cx1="http://schemas.microsoft.com/office/drawing/2015/9/8/chartex" xmlns:cx2="http://schemas.microsoft.com/office/drawing/2015/10/21/chartex" xmlns:cx3="http://schemas.microsoft.com/office/drawing/2016/5/9/chartex" xmlns:cx4="http://schemas.microsoft.com/office/drawing/2016/5/10/chartex" xmlns:cx5="http://schemas.microsoft.com/office/drawing/2016/5/11/chartex" xmlns:cx6="http://schemas.microsoft.com/office/drawing/2016/5/12/chartex" xmlns:cx7="http://schemas.microsoft.com/office/drawing/2016/5/13/chartex" xmlns:cx8="http://schemas.microsoft.com/office/drawing/2016/5/14/chartex" xmlns:mc="http://schemas.openxmlformats.org/markup-compatibility/2006" xmlns:aink="http://schemas.microsoft.com/office/drawing/2016/ink" xmlns:am3d="http://schemas.microsoft.com/office/drawing/2017/model3d" xmlns:o="urn:schemas-microsoft-com:office:office" xmlns:r="http://schemas.openxmlformats.org/officeDocument/2006/relationships" xmlns:m="http://schemas.openxmlformats.org/officeDocument/2006/math" xmlns:v="urn:schemas-microsoft-com:vml" xmlns:wp14="http://schemas.microsoft.com/office/word/2010/wordprocessingDrawing" xmlns:wp="http://schemas.openxmlformats.org/drawingml/2006/wordprocessingDrawing" xmlns:w10="urn:schemas-microsoft-com:office:word" xmlns:w="http://schemas.openxmlformats.org/wordprocessingml/2006/main" xmlns:w14="http://schemas.microsoft.com/office/word/2010/wordml" xmlns:w15="http://schemas.microsoft.com/office/word/2012/wordml" xmlns:w16cex="http://schemas.microsoft.com/office/word/2018/wordml/cex" xmlns:w16cid="http://schemas.microsoft.com/office/word/2016/wordml/cid" xmlns:w16="http://schemas.microsoft.com/office/word/2018/wordml" xmlns:w16sdtdh="http://schemas.microsoft.com/office/word/2020/wordml/sdtdatahash" xmlns:w16se="http://schemas.microsoft.com/office/word/2015/wordml/symex" xmlns:wpg="http://schemas.microsoft.com/office/word/2010/wordprocessingGroup" xmlns:wpi="http://schemas.microsoft.com/office/word/2010/wordprocessingInk" xmlns:wne="http://schemas.microsoft.com/office/word/2006/wordml" xmlns:wps="http://schemas.microsoft.com/office/word/2010/wordprocessingShape" mc:Ignorable="w14 w15 w16se w16cid w16 w16cex w16sdtdh wp14">
   <w:abstractNum w:abstractNumId="0" w15:restartNumberingAfterBreak="0">
     <w:nsid w:val="38A417FA"/>
     <w:multiLevelType w:val="hybridMultilevel"/>
@@ -1089,10 +1178,10 @@
       </w:rPr>
     </w:lvl>
   </w:abstractNum>
-  <w:num w:numId="1" w16cid:durableId="1028530410">
+  <w:num w:numId="1">
     <w:abstractNumId w:val="0"/>
   </w:num>
-  <w:num w:numId="2" w16cid:durableId="634914987">
+  <w:num w:numId="2">
     <w:abstractNumId w:val="1"/>
   </w:num>
 </w:numbering>
@@ -1498,6 +1587,7 @@
   <w:style w:type="paragraph" w:default="1" w:styleId="Norml">
     <w:name w:val="Normal"/>
     <w:qFormat/>
+    <w:rsid w:val="005E08D2"/>
   </w:style>
   <w:style w:type="paragraph" w:styleId="Cmsor1">
     <w:name w:val="heading 1"/>
